--- a/1-1.prepare/syllabus-llm-rag-agent.docx
+++ b/1-1.prepare/syllabus-llm-rag-agent.docx
@@ -464,7 +464,7 @@
               <w:autoSpaceDN/>
               <w:jc w:val="left"/>
               <w:rPr>
-                <w:rFonts w:asciiTheme="majorEastAsia" w:eastAsiaTheme="majorEastAsia" w:hAnsiTheme="majorEastAsia" w:cs="굴림" w:hint="eastAsia"/>
+                <w:rFonts w:asciiTheme="majorEastAsia" w:eastAsiaTheme="majorEastAsia" w:hAnsiTheme="majorEastAsia" w:cs="굴림"/>
                 <w:color w:val="000000"/>
                 <w:kern w:val="0"/>
                 <w:sz w:val="16"/>
@@ -489,19 +489,7 @@
                 <w:sz w:val="16"/>
                 <w:szCs w:val="20"/>
               </w:rPr>
-              <w:t>-</w:t>
-            </w:r>
-            <w:bookmarkStart w:id="0" w:name="_GoBack"/>
-            <w:bookmarkEnd w:id="0"/>
-            <w:r>
-              <w:rPr>
-                <w:rFonts w:asciiTheme="majorEastAsia" w:eastAsiaTheme="majorEastAsia" w:hAnsiTheme="majorEastAsia" w:cs="굴림"/>
-                <w:color w:val="000000"/>
-                <w:kern w:val="0"/>
-                <w:sz w:val="16"/>
-                <w:szCs w:val="20"/>
-              </w:rPr>
-              <w:t>1</w:t>
+              <w:t>-1</w:t>
             </w:r>
           </w:p>
         </w:tc>
@@ -558,7 +546,7 @@
               <w:jc w:val="left"/>
               <w:cnfStyle w:val="000000000000" w:firstRow="0" w:lastRow="0" w:firstColumn="0" w:lastColumn="0" w:oddVBand="0" w:evenVBand="0" w:oddHBand="0" w:evenHBand="0" w:firstRowFirstColumn="0" w:firstRowLastColumn="0" w:lastRowFirstColumn="0" w:lastRowLastColumn="0"/>
               <w:rPr>
-                <w:rFonts w:asciiTheme="majorEastAsia" w:eastAsiaTheme="majorEastAsia" w:hAnsiTheme="majorEastAsia" w:cs="굴림" w:hint="eastAsia"/>
+                <w:rFonts w:asciiTheme="majorEastAsia" w:eastAsiaTheme="majorEastAsia" w:hAnsiTheme="majorEastAsia" w:cs="굴림"/>
                 <w:color w:val="000000"/>
                 <w:kern w:val="0"/>
                 <w:sz w:val="16"/>
@@ -1035,7 +1023,7 @@
               <w:jc w:val="left"/>
               <w:cnfStyle w:val="000000000000" w:firstRow="0" w:lastRow="0" w:firstColumn="0" w:lastColumn="0" w:oddVBand="0" w:evenVBand="0" w:oddHBand="0" w:evenHBand="0" w:firstRowFirstColumn="0" w:firstRowLastColumn="0" w:lastRowFirstColumn="0" w:lastRowLastColumn="0"/>
               <w:rPr>
-                <w:rFonts w:asciiTheme="majorEastAsia" w:eastAsiaTheme="majorEastAsia" w:hAnsiTheme="majorEastAsia" w:cs="굴림" w:hint="eastAsia"/>
+                <w:rFonts w:asciiTheme="majorEastAsia" w:eastAsiaTheme="majorEastAsia" w:hAnsiTheme="majorEastAsia" w:cs="굴림"/>
                 <w:color w:val="000000"/>
                 <w:kern w:val="0"/>
                 <w:sz w:val="16"/>
@@ -2659,7 +2647,7 @@
               <w:autoSpaceDN/>
               <w:jc w:val="left"/>
               <w:rPr>
-                <w:rFonts w:asciiTheme="majorEastAsia" w:eastAsiaTheme="majorEastAsia" w:hAnsiTheme="majorEastAsia" w:cs="굴림" w:hint="eastAsia"/>
+                <w:rFonts w:asciiTheme="majorEastAsia" w:eastAsiaTheme="majorEastAsia" w:hAnsiTheme="majorEastAsia" w:cs="굴림"/>
                 <w:color w:val="000000"/>
                 <w:kern w:val="0"/>
                 <w:sz w:val="16"/>
@@ -3311,7 +3299,7 @@
               <w:autoSpaceDN/>
               <w:jc w:val="left"/>
               <w:rPr>
-                <w:rFonts w:asciiTheme="majorEastAsia" w:eastAsiaTheme="majorEastAsia" w:hAnsiTheme="majorEastAsia" w:cs="Times New Roman" w:hint="eastAsia"/>
+                <w:rFonts w:asciiTheme="majorEastAsia" w:eastAsiaTheme="majorEastAsia" w:hAnsiTheme="majorEastAsia" w:cs="Times New Roman"/>
                 <w:kern w:val="0"/>
                 <w:sz w:val="16"/>
                 <w:szCs w:val="20"/>
@@ -4929,7 +4917,7 @@
               <w:autoSpaceDN/>
               <w:jc w:val="left"/>
               <w:rPr>
-                <w:rFonts w:asciiTheme="majorEastAsia" w:eastAsiaTheme="majorEastAsia" w:hAnsiTheme="majorEastAsia" w:cs="Times New Roman" w:hint="eastAsia"/>
+                <w:rFonts w:asciiTheme="majorEastAsia" w:eastAsiaTheme="majorEastAsia" w:hAnsiTheme="majorEastAsia" w:cs="Times New Roman"/>
                 <w:kern w:val="0"/>
                 <w:sz w:val="16"/>
                 <w:szCs w:val="20"/>
@@ -5261,7 +5249,7 @@
               <w:autoSpaceDN/>
               <w:jc w:val="left"/>
               <w:rPr>
-                <w:rFonts w:asciiTheme="majorEastAsia" w:eastAsiaTheme="majorEastAsia" w:hAnsiTheme="majorEastAsia" w:cs="Times New Roman" w:hint="eastAsia"/>
+                <w:rFonts w:asciiTheme="majorEastAsia" w:eastAsiaTheme="majorEastAsia" w:hAnsiTheme="majorEastAsia" w:cs="Times New Roman"/>
                 <w:kern w:val="0"/>
                 <w:sz w:val="16"/>
                 <w:szCs w:val="20"/>
@@ -14811,7 +14799,7 @@
               <w:jc w:val="left"/>
               <w:cnfStyle w:val="000000000000" w:firstRow="0" w:lastRow="0" w:firstColumn="0" w:lastColumn="0" w:oddVBand="0" w:evenVBand="0" w:oddHBand="0" w:evenHBand="0" w:firstRowFirstColumn="0" w:firstRowLastColumn="0" w:lastRowFirstColumn="0" w:lastRowLastColumn="0"/>
               <w:rPr>
-                <w:rFonts w:asciiTheme="majorEastAsia" w:eastAsiaTheme="majorEastAsia" w:hAnsiTheme="majorEastAsia" w:cs="Times New Roman" w:hint="eastAsia"/>
+                <w:rFonts w:asciiTheme="majorEastAsia" w:eastAsiaTheme="majorEastAsia" w:hAnsiTheme="majorEastAsia" w:cs="Times New Roman"/>
                 <w:kern w:val="0"/>
                 <w:sz w:val="16"/>
                 <w:szCs w:val="20"/>
@@ -16782,7 +16770,7 @@
               <w:jc w:val="left"/>
               <w:cnfStyle w:val="000000000000" w:firstRow="0" w:lastRow="0" w:firstColumn="0" w:lastColumn="0" w:oddVBand="0" w:evenVBand="0" w:oddHBand="0" w:evenHBand="0" w:firstRowFirstColumn="0" w:firstRowLastColumn="0" w:lastRowFirstColumn="0" w:lastRowLastColumn="0"/>
               <w:rPr>
-                <w:rFonts w:asciiTheme="majorEastAsia" w:eastAsiaTheme="majorEastAsia" w:hAnsiTheme="majorEastAsia" w:cs="굴림" w:hint="eastAsia"/>
+                <w:rFonts w:asciiTheme="majorEastAsia" w:eastAsiaTheme="majorEastAsia" w:hAnsiTheme="majorEastAsia" w:cs="굴림"/>
                 <w:color w:val="000000"/>
                 <w:kern w:val="0"/>
                 <w:sz w:val="16"/>
@@ -17182,16 +17170,16 @@
                 <w:color w:val="000000"/>
                 <w:kern w:val="0"/>
                 <w:sz w:val="16"/>
-                <w:szCs w:val="20"/>
-              </w:rPr>
-            </w:pPr>
-            <w:r>
-              <w:rPr>
-                <w:rFonts w:asciiTheme="majorEastAsia" w:eastAsiaTheme="majorEastAsia" w:hAnsiTheme="majorEastAsia" w:cs="굴림" w:hint="eastAsia"/>
-                <w:color w:val="000000"/>
-                <w:kern w:val="0"/>
-                <w:sz w:val="16"/>
-                <w:szCs w:val="20"/>
+                <w:szCs w:val="16"/>
+              </w:rPr>
+            </w:pPr>
+            <w:r>
+              <w:rPr>
+                <w:rFonts w:asciiTheme="majorEastAsia" w:eastAsiaTheme="majorEastAsia" w:hAnsiTheme="majorEastAsia" w:cs="굴림" w:hint="eastAsia"/>
+                <w:color w:val="000000"/>
+                <w:kern w:val="0"/>
+                <w:sz w:val="16"/>
+                <w:szCs w:val="16"/>
               </w:rPr>
               <w:t>W</w:t>
             </w:r>
@@ -17201,7 +17189,7 @@
                 <w:color w:val="000000"/>
                 <w:kern w:val="0"/>
                 <w:sz w:val="16"/>
-                <w:szCs w:val="20"/>
+                <w:szCs w:val="16"/>
               </w:rPr>
               <w:t>5</w:t>
             </w:r>
@@ -17224,16 +17212,16 @@
                 <w:color w:val="000000"/>
                 <w:kern w:val="0"/>
                 <w:sz w:val="16"/>
-                <w:szCs w:val="20"/>
-              </w:rPr>
-            </w:pPr>
-            <w:r>
-              <w:rPr>
-                <w:rFonts w:asciiTheme="majorEastAsia" w:eastAsiaTheme="majorEastAsia" w:hAnsiTheme="majorEastAsia" w:cs="굴림"/>
-                <w:color w:val="000000"/>
-                <w:kern w:val="0"/>
-                <w:sz w:val="16"/>
-                <w:szCs w:val="20"/>
+                <w:szCs w:val="16"/>
+              </w:rPr>
+            </w:pPr>
+            <w:r>
+              <w:rPr>
+                <w:rFonts w:asciiTheme="majorEastAsia" w:eastAsiaTheme="majorEastAsia" w:hAnsiTheme="majorEastAsia" w:cs="굴림"/>
+                <w:color w:val="000000"/>
+                <w:kern w:val="0"/>
+                <w:sz w:val="16"/>
+                <w:szCs w:val="16"/>
               </w:rPr>
               <w:t>10</w:t>
             </w:r>
@@ -17257,7 +17245,7 @@
                 <w:color w:val="000000"/>
                 <w:kern w:val="0"/>
                 <w:sz w:val="16"/>
-                <w:szCs w:val="20"/>
+                <w:szCs w:val="16"/>
               </w:rPr>
             </w:pPr>
             <w:hyperlink r:id="rId71" w:history="1">
@@ -17267,7 +17255,7 @@
                   <w:rFonts w:asciiTheme="majorEastAsia" w:eastAsiaTheme="majorEastAsia" w:hAnsiTheme="majorEastAsia" w:cs="굴림" w:hint="eastAsia"/>
                   <w:kern w:val="0"/>
                   <w:sz w:val="16"/>
-                  <w:szCs w:val="20"/>
+                  <w:szCs w:val="16"/>
                 </w:rPr>
                 <w:t>N</w:t>
               </w:r>
@@ -17277,7 +17265,7 @@
                   <w:rFonts w:asciiTheme="majorEastAsia" w:eastAsiaTheme="majorEastAsia" w:hAnsiTheme="majorEastAsia" w:cs="굴림"/>
                   <w:kern w:val="0"/>
                   <w:sz w:val="16"/>
-                  <w:szCs w:val="20"/>
+                  <w:szCs w:val="16"/>
                 </w:rPr>
                 <w:t>ocode(노코드</w:t>
               </w:r>
@@ -17287,7 +17275,7 @@
                   <w:rFonts w:asciiTheme="majorEastAsia" w:eastAsiaTheme="majorEastAsia" w:hAnsiTheme="majorEastAsia" w:cs="굴림" w:hint="eastAsia"/>
                   <w:kern w:val="0"/>
                   <w:sz w:val="16"/>
-                  <w:szCs w:val="20"/>
+                  <w:szCs w:val="16"/>
                 </w:rPr>
                 <w:t>)</w:t>
               </w:r>
@@ -17297,7 +17285,7 @@
                   <w:rFonts w:asciiTheme="majorEastAsia" w:eastAsiaTheme="majorEastAsia" w:hAnsiTheme="majorEastAsia" w:cs="굴림"/>
                   <w:kern w:val="0"/>
                   <w:sz w:val="16"/>
-                  <w:szCs w:val="20"/>
+                  <w:szCs w:val="16"/>
                 </w:rPr>
                 <w:t xml:space="preserve"> 도구</w:t>
               </w:r>
@@ -17307,7 +17295,7 @@
                   <w:rFonts w:asciiTheme="majorEastAsia" w:eastAsiaTheme="majorEastAsia" w:hAnsiTheme="majorEastAsia" w:cs="굴림" w:hint="eastAsia"/>
                   <w:kern w:val="0"/>
                   <w:sz w:val="16"/>
-                  <w:szCs w:val="20"/>
+                  <w:szCs w:val="16"/>
                 </w:rPr>
                 <w:t xml:space="preserve"> 설명</w:t>
               </w:r>
@@ -17331,7 +17319,7 @@
                 <w:color w:val="000000"/>
                 <w:kern w:val="0"/>
                 <w:sz w:val="16"/>
-                <w:szCs w:val="20"/>
+                <w:szCs w:val="16"/>
               </w:rPr>
             </w:pPr>
             <w:hyperlink r:id="rId72" w:history="1">
@@ -17340,10 +17328,81 @@
                   <w:rStyle w:val="a3"/>
                   <w:rFonts w:asciiTheme="majorEastAsia" w:eastAsiaTheme="majorEastAsia" w:hAnsiTheme="majorEastAsia"/>
                   <w:sz w:val="16"/>
+                  <w:szCs w:val="16"/>
                 </w:rPr>
-                <w:t>Bubble: The full-stack no-code app builder</w:t>
+                <w:t>Bubble: The full-stack n</w:t>
+              </w:r>
+              <w:bookmarkStart w:id="0" w:name="_GoBack"/>
+              <w:bookmarkEnd w:id="0"/>
+              <w:r>
+                <w:rPr>
+                  <w:rStyle w:val="a3"/>
+                  <w:rFonts w:asciiTheme="majorEastAsia" w:eastAsiaTheme="majorEastAsia" w:hAnsiTheme="majorEastAsia"/>
+                  <w:sz w:val="16"/>
+                  <w:szCs w:val="16"/>
+                </w:rPr>
+                <w:t>o-code app builder</w:t>
               </w:r>
             </w:hyperlink>
+            <w:r>
+              <w:rPr>
+                <w:rStyle w:val="a3"/>
+                <w:rFonts w:asciiTheme="majorEastAsia" w:eastAsiaTheme="majorEastAsia" w:hAnsiTheme="majorEastAsia"/>
+                <w:sz w:val="16"/>
+                <w:szCs w:val="16"/>
+              </w:rPr>
+              <w:t>,</w:t>
+            </w:r>
+            <w:r>
+              <w:rPr>
+                <w:sz w:val="16"/>
+                <w:szCs w:val="16"/>
+              </w:rPr>
+              <w:t xml:space="preserve"> </w:t>
+            </w:r>
+            <w:hyperlink r:id="rId73" w:history="1">
+              <w:r>
+                <w:rPr>
+                  <w:rStyle w:val="a3"/>
+                  <w:sz w:val="16"/>
+                  <w:szCs w:val="16"/>
+                </w:rPr>
+                <w:t>Replit</w:t>
+              </w:r>
+            </w:hyperlink>
+            <w:r>
+              <w:rPr>
+                <w:sz w:val="16"/>
+                <w:szCs w:val="16"/>
+              </w:rPr>
+              <w:t>,</w:t>
+            </w:r>
+            <w:r>
+              <w:rPr>
+                <w:sz w:val="16"/>
+                <w:szCs w:val="16"/>
+              </w:rPr>
+              <w:t xml:space="preserve"> </w:t>
+            </w:r>
+            <w:hyperlink r:id="rId74" w:history="1">
+              <w:r>
+                <w:rPr>
+                  <w:rStyle w:val="a3"/>
+                  <w:rFonts w:ascii="Arial" w:hAnsi="Arial" w:cs="Arial"/>
+                  <w:sz w:val="16"/>
+                  <w:szCs w:val="16"/>
+                </w:rPr>
+                <w:t>Nocodefusion</w:t>
+              </w:r>
+            </w:hyperlink>
+            <w:r>
+              <w:rPr>
+                <w:rFonts w:hint="eastAsia"/>
+                <w:sz w:val="16"/>
+                <w:szCs w:val="16"/>
+              </w:rPr>
+              <w:t>등</w:t>
+            </w:r>
           </w:p>
         </w:tc>
         <w:tc>
@@ -20660,7 +20719,7 @@
                 <w:szCs w:val="16"/>
               </w:rPr>
             </w:pPr>
-            <w:hyperlink r:id="rId73" w:history="1">
+            <w:hyperlink r:id="rId75" w:history="1">
               <w:r>
                 <w:rPr>
                   <w:rStyle w:val="a3"/>
@@ -22132,7 +22191,7 @@
       </w:r>
     </w:p>
     <w:sectPr>
-      <w:footerReference w:type="default" r:id="rId74"/>
+      <w:footerReference w:type="default" r:id="rId76"/>
       <w:pgSz w:w="16838" w:h="11906" w:orient="landscape"/>
       <w:pgMar w:top="720" w:right="720" w:bottom="720" w:left="720" w:header="851" w:footer="992" w:gutter="0"/>
       <w:cols w:space="425"/>
@@ -23488,7 +23547,7 @@
 </file>
 
 <file path=customXml/itemProps1.xml><?xml version="1.0" encoding="utf-8"?>
-<ds:datastoreItem xmlns:ds="http://schemas.openxmlformats.org/officeDocument/2006/customXml" ds:itemID="{55E35CB4-D471-4DC3-8C5B-A53F036CACA0}">
+<ds:datastoreItem xmlns:ds="http://schemas.openxmlformats.org/officeDocument/2006/customXml" ds:itemID="{1D03703C-4F73-4460-8665-ACBC275DEBFC}">
   <ds:schemaRefs>
     <ds:schemaRef ds:uri="http://schemas.openxmlformats.org/officeDocument/2006/bibliography"/>
   </ds:schemaRefs>
